--- a/docs/项目总结文档.docx
+++ b/docs/项目总结文档.docx
@@ -2635,7 +2635,7 @@
                 <w:color w:val="000000"/>
                 <w:sz w:val="18"/>
               </w:rPr>
-              <w:t>1604 项收集；1603 passed，1 skipped，0 failed</w:t>
+              <w:t>1609 项收集；1608 passed，1 skipped，0 failed</w:t>
             </w:r>
           </w:p>
         </w:tc>

--- a/docs/项目总结文档.docx
+++ b/docs/项目总结文档.docx
@@ -131,6 +131,9 @@
         <w:gridCol w:w="3362"/>
       </w:tblGrid>
       <w:tr>
+        <w:trPr>
+          <w:tblHeader w:val="true"/>
+        </w:trPr>
         <w:tc>
           <w:tcPr>
             <w:tcW w:type="dxa" w:w="1304"/>
@@ -892,6 +895,9 @@
         <w:gridCol w:w="2521"/>
       </w:tblGrid>
       <w:tr>
+        <w:trPr>
+          <w:tblHeader w:val="true"/>
+        </w:trPr>
         <w:tc>
           <w:tcPr>
             <w:tcW w:type="dxa" w:w="1304"/>
@@ -1561,6 +1567,9 @@
         <w:gridCol w:w="3362"/>
       </w:tblGrid>
       <w:tr>
+        <w:trPr>
+          <w:tblHeader w:val="true"/>
+        </w:trPr>
         <w:tc>
           <w:tcPr>
             <w:tcW w:type="dxa" w:w="2268"/>
@@ -1777,7 +1786,7 @@
                 <w:color w:val="000000"/>
                 <w:sz w:val="18"/>
               </w:rPr>
-              <w:t>65.0%</w:t>
+              <w:t>67.0%</w:t>
             </w:r>
           </w:p>
         </w:tc>
@@ -1804,7 +1813,7 @@
                 <w:color w:val="000000"/>
                 <w:sz w:val="18"/>
               </w:rPr>
-              <w:t>100 条中 65 条通过 OFF 结构检查</w:t>
+              <w:t>100 条中 67 条通过 OFF 结构检查</w:t>
             </w:r>
           </w:p>
         </w:tc>
@@ -1860,7 +1869,7 @@
                 <w:color w:val="000000"/>
                 <w:sz w:val="18"/>
               </w:rPr>
-              <w:t>86.0%</w:t>
+              <w:t>91.0%</w:t>
             </w:r>
           </w:p>
         </w:tc>
@@ -1943,7 +1952,7 @@
                 <w:color w:val="000000"/>
                 <w:sz w:val="18"/>
               </w:rPr>
-              <w:t>93.3%</w:t>
+              <w:t>100%</w:t>
             </w:r>
           </w:p>
         </w:tc>
@@ -1970,7 +1979,7 @@
                 <w:color w:val="000000"/>
                 <w:sz w:val="18"/>
               </w:rPr>
-              <w:t>15 条预期违规中拦截 14 条</w:t>
+              <w:t>预期违规样本全部被识别并拦截</w:t>
             </w:r>
           </w:p>
         </w:tc>
@@ -2026,7 +2035,7 @@
                 <w:color w:val="000000"/>
                 <w:sz w:val="18"/>
               </w:rPr>
-              <w:t>77.8%</w:t>
+              <w:t>93.75%</w:t>
             </w:r>
           </w:p>
         </w:tc>
@@ -2053,7 +2062,7 @@
                 <w:color w:val="000000"/>
                 <w:sz w:val="18"/>
               </w:rPr>
-              <w:t>实际拦截结果中属于预期违规的比例</w:t>
+              <w:t>实际违规拦截中属于预期违规的比例</w:t>
             </w:r>
           </w:p>
         </w:tc>
@@ -2109,7 +2118,7 @@
                 <w:color w:val="000000"/>
                 <w:sz w:val="18"/>
               </w:rPr>
-              <w:t>7.5%</w:t>
+              <w:t>0%</w:t>
             </w:r>
           </w:p>
         </w:tc>
@@ -2136,7 +2145,7 @@
                 <w:color w:val="000000"/>
                 <w:sz w:val="18"/>
               </w:rPr>
-              <w:t>40 条正常请求中 3 条被拦截或判为结构异常</w:t>
+              <w:t>40 条正常请求没有被错误拦截</w:t>
             </w:r>
           </w:p>
         </w:tc>
@@ -2192,7 +2201,7 @@
                 <w:color w:val="000000"/>
                 <w:sz w:val="18"/>
               </w:rPr>
-              <w:t>10.0%</w:t>
+              <w:t>11.0%</w:t>
             </w:r>
           </w:p>
         </w:tc>
@@ -2248,7 +2257,7 @@
                 <w:color w:val="000000"/>
                 <w:sz w:val="18"/>
               </w:rPr>
-              <w:t>P50/P95/P99</w:t>
+              <w:t>固定事实错误</w:t>
             </w:r>
           </w:p>
         </w:tc>
@@ -2275,7 +2284,7 @@
                 <w:color w:val="000000"/>
                 <w:sz w:val="18"/>
               </w:rPr>
-              <w:t>1.831 / 2.656 / 3.709s</w:t>
+              <w:t>0/40</w:t>
             </w:r>
           </w:p>
         </w:tc>
@@ -2302,7 +2311,7 @@
                 <w:color w:val="000000"/>
                 <w:sz w:val="18"/>
               </w:rPr>
-              <w:t>真实调用延迟分布</w:t>
+              <w:t>40 条携带事实快照的正常任务未观测到事实篡改</w:t>
             </w:r>
           </w:p>
         </w:tc>
@@ -2331,7 +2340,7 @@
                 <w:color w:val="000000"/>
                 <w:sz w:val="18"/>
               </w:rPr>
-              <w:t>估算费用</w:t>
+              <w:t>无效下游动作资格</w:t>
             </w:r>
           </w:p>
         </w:tc>
@@ -2358,7 +2367,7 @@
                 <w:color w:val="000000"/>
                 <w:sz w:val="18"/>
               </w:rPr>
-              <w:t>$0.003543</w:t>
+              <w:t>OFF 60 -&gt; ON 0</w:t>
             </w:r>
           </w:p>
         </w:tc>
@@ -2385,7 +2394,90 @@
                 <w:color w:val="000000"/>
                 <w:sz w:val="18"/>
               </w:rPr>
-              <w:t>按输入 $0.14、输出 $0.28 / 百万 Token 的假设</w:t>
+              <w:t>Harness 阻止结构或合规不合格结果进入下游</w:t>
+            </w:r>
+          </w:p>
+        </w:tc>
+      </w:tr>
+      <w:tr>
+        <w:tc>
+          <w:tcPr>
+            <w:tcW w:type="dxa" w:w="2268"/>
+            <w:tcBorders>
+              <w:top w:val="single" w:sz="4" w:color="B7C9D6"/>
+              <w:left w:val="single" w:sz="4" w:color="B7C9D6"/>
+              <w:bottom w:val="single" w:sz="4" w:color="B7C9D6"/>
+              <w:right w:val="single" w:sz="4" w:color="B7C9D6"/>
+              <w:insideH w:val="single" w:sz="4" w:color="B7C9D6"/>
+              <w:insideV w:val="single" w:sz="4" w:color="B7C9D6"/>
+            </w:tcBorders>
+            <w:shd w:fill="FFFFFF"/>
+            <w:vAlign w:val="center"/>
+          </w:tcPr>
+          <w:p>
+            <w:r/>
+            <w:r>
+              <w:rPr>
+                <w:rFonts w:ascii="Microsoft YaHei" w:hAnsi="Microsoft YaHei" w:eastAsia="Microsoft YaHei"/>
+                <w:b w:val="0"/>
+                <w:color w:val="000000"/>
+                <w:sz w:val="18"/>
+              </w:rPr>
+              <w:t>P50/P95/P99</w:t>
+            </w:r>
+          </w:p>
+        </w:tc>
+        <w:tc>
+          <w:tcPr>
+            <w:tcW w:type="dxa" w:w="2268"/>
+            <w:tcBorders>
+              <w:top w:val="single" w:sz="4" w:color="B7C9D6"/>
+              <w:left w:val="single" w:sz="4" w:color="B7C9D6"/>
+              <w:bottom w:val="single" w:sz="4" w:color="B7C9D6"/>
+              <w:right w:val="single" w:sz="4" w:color="B7C9D6"/>
+              <w:insideH w:val="single" w:sz="4" w:color="B7C9D6"/>
+              <w:insideV w:val="single" w:sz="4" w:color="B7C9D6"/>
+            </w:tcBorders>
+            <w:shd w:fill="FFFFFF"/>
+            <w:vAlign w:val="center"/>
+          </w:tcPr>
+          <w:p>
+            <w:r/>
+            <w:r>
+              <w:rPr>
+                <w:rFonts w:ascii="Microsoft YaHei" w:hAnsi="Microsoft YaHei" w:eastAsia="Microsoft YaHei"/>
+                <w:b w:val="0"/>
+                <w:color w:val="000000"/>
+                <w:sz w:val="18"/>
+              </w:rPr>
+              <w:t>2.144 / 2.821 / 5.002 秒</w:t>
+            </w:r>
+          </w:p>
+        </w:tc>
+        <w:tc>
+          <w:tcPr>
+            <w:tcW w:type="dxa" w:w="4535"/>
+            <w:tcBorders>
+              <w:top w:val="single" w:sz="4" w:color="B7C9D6"/>
+              <w:left w:val="single" w:sz="4" w:color="B7C9D6"/>
+              <w:bottom w:val="single" w:sz="4" w:color="B7C9D6"/>
+              <w:right w:val="single" w:sz="4" w:color="B7C9D6"/>
+              <w:insideH w:val="single" w:sz="4" w:color="B7C9D6"/>
+              <w:insideV w:val="single" w:sz="4" w:color="B7C9D6"/>
+            </w:tcBorders>
+            <w:shd w:fill="FFFFFF"/>
+            <w:vAlign w:val="center"/>
+          </w:tcPr>
+          <w:p>
+            <w:r/>
+            <w:r>
+              <w:rPr>
+                <w:rFonts w:ascii="Microsoft YaHei" w:hAnsi="Microsoft YaHei" w:eastAsia="Microsoft YaHei"/>
+                <w:b w:val="0"/>
+                <w:color w:val="000000"/>
+                <w:sz w:val="18"/>
+              </w:rPr>
+              <w:t>真实调用延迟分布</w:t>
             </w:r>
           </w:p>
         </w:tc>
@@ -2433,7 +2525,7 @@
                 <w:color w:val="000000"/>
                 <w:sz w:val="21"/>
               </w:rPr>
-              <w:t>真实模型的 100 条结果显示，当前 Harness 已能拦截大部分构造违规输出，但仍存在误报和结构错误；不能再使用 Mock 固定集的 100% 拦截率代表真实模型效果。当前只完成 1 个自然日，7 天证据状态仍为 collecting。</w:t>
+              <w:t>真实模型的 100 条结果显示，本轮违规拦截召回率为 100%、正常误报率为 0%，但仍有 33% 的输出未通过结构检查。40 条事实核验样本未观测到事实错误，因此事实错误阻断率没有有效分母，应记为 N/A，不能声称已证明真实幻觉率为零。当前只完成 1 个自然日，7 天证据状态仍为 collecting。</w:t>
             </w:r>
           </w:p>
         </w:tc>
@@ -2502,6 +2594,9 @@
         <w:gridCol w:w="3362"/>
       </w:tblGrid>
       <w:tr>
+        <w:trPr>
+          <w:tblHeader w:val="true"/>
+        </w:trPr>
         <w:tc>
           <w:tcPr>
             <w:tcW w:type="dxa" w:w="2268"/>
@@ -2635,7 +2730,7 @@
                 <w:color w:val="000000"/>
                 <w:sz w:val="18"/>
               </w:rPr>
-              <w:t>1609 项收集；1608 passed，1 skipped，0 failed</w:t>
+              <w:t>1621 项收集；1620 passed，1 skipped，0 failed</w:t>
             </w:r>
           </w:p>
         </w:tc>

--- a/docs/项目总结文档.docx
+++ b/docs/项目总结文档.docx
@@ -2730,7 +2730,7 @@
                 <w:color w:val="000000"/>
                 <w:sz w:val="18"/>
               </w:rPr>
-              <w:t>1621 项收集；1620 passed，1 skipped，0 failed</w:t>
+              <w:t>1622 项收集；1621 passed，1 skipped，0 failed</w:t>
             </w:r>
           </w:p>
         </w:tc>

--- a/docs/项目总结文档.docx
+++ b/docs/项目总结文档.docx
@@ -267,7 +267,7 @@
                 <w:color w:val="000000"/>
                 <w:sz w:val="18"/>
               </w:rPr>
-              <w:t>frontend_prototype.html；Streamlit 备用界面</w:t>
+              <w:t>frontend_prototype.html</w:t>
             </w:r>
           </w:p>
         </w:tc>
@@ -792,6 +792,10 @@
     <w:p>
       <w:pPr>
         <w:pStyle w:val="ListNumber"/>
+        <w:numPr>
+          <w:ilvl w:val="0"/>
+          <w:numId w:val="10"/>
+        </w:numPr>
       </w:pPr>
       <w:r>
         <w:rPr>
@@ -806,6 +810,10 @@
     <w:p>
       <w:pPr>
         <w:pStyle w:val="ListNumber"/>
+        <w:numPr>
+          <w:ilvl w:val="0"/>
+          <w:numId w:val="10"/>
+        </w:numPr>
       </w:pPr>
       <w:r>
         <w:rPr>
@@ -820,6 +828,10 @@
     <w:p>
       <w:pPr>
         <w:pStyle w:val="ListNumber"/>
+        <w:numPr>
+          <w:ilvl w:val="0"/>
+          <w:numId w:val="10"/>
+        </w:numPr>
       </w:pPr>
       <w:r>
         <w:rPr>
@@ -834,6 +846,10 @@
     <w:p>
       <w:pPr>
         <w:pStyle w:val="ListNumber"/>
+        <w:numPr>
+          <w:ilvl w:val="0"/>
+          <w:numId w:val="10"/>
+        </w:numPr>
       </w:pPr>
       <w:r>
         <w:rPr>
@@ -848,6 +864,10 @@
     <w:p>
       <w:pPr>
         <w:pStyle w:val="ListNumber"/>
+        <w:numPr>
+          <w:ilvl w:val="0"/>
+          <w:numId w:val="10"/>
+        </w:numPr>
       </w:pPr>
       <w:r>
         <w:rPr>
@@ -862,6 +882,10 @@
     <w:p>
       <w:pPr>
         <w:pStyle w:val="ListNumber"/>
+        <w:numPr>
+          <w:ilvl w:val="0"/>
+          <w:numId w:val="10"/>
+        </w:numPr>
       </w:pPr>
       <w:r>
         <w:rPr>
@@ -2730,7 +2754,7 @@
                 <w:color w:val="000000"/>
                 <w:sz w:val="18"/>
               </w:rPr>
-              <w:t>1622 项收集；1621 passed，1 skipped，0 failed</w:t>
+              <w:t>1658 项收集；1657 passed，1 skipped，0 failed</w:t>
             </w:r>
           </w:p>
         </w:tc>
@@ -3107,6 +3131,10 @@
     <w:p>
       <w:pPr>
         <w:pStyle w:val="ListNumber"/>
+        <w:numPr>
+          <w:ilvl w:val="0"/>
+          <w:numId w:val="11"/>
+        </w:numPr>
       </w:pPr>
       <w:r>
         <w:rPr>
@@ -3121,6 +3149,10 @@
     <w:p>
       <w:pPr>
         <w:pStyle w:val="ListNumber"/>
+        <w:numPr>
+          <w:ilvl w:val="0"/>
+          <w:numId w:val="11"/>
+        </w:numPr>
       </w:pPr>
       <w:r>
         <w:rPr>
@@ -3135,6 +3167,10 @@
     <w:p>
       <w:pPr>
         <w:pStyle w:val="ListNumber"/>
+        <w:numPr>
+          <w:ilvl w:val="0"/>
+          <w:numId w:val="11"/>
+        </w:numPr>
       </w:pPr>
       <w:r>
         <w:rPr>
@@ -3149,6 +3185,10 @@
     <w:p>
       <w:pPr>
         <w:pStyle w:val="ListNumber"/>
+        <w:numPr>
+          <w:ilvl w:val="0"/>
+          <w:numId w:val="11"/>
+        </w:numPr>
       </w:pPr>
       <w:r>
         <w:rPr>
@@ -3163,6 +3203,10 @@
     <w:p>
       <w:pPr>
         <w:pStyle w:val="ListNumber"/>
+        <w:numPr>
+          <w:ilvl w:val="0"/>
+          <w:numId w:val="11"/>
+        </w:numPr>
       </w:pPr>
       <w:r>
         <w:rPr>
@@ -3177,6 +3221,10 @@
     <w:p>
       <w:pPr>
         <w:pStyle w:val="ListNumber"/>
+        <w:numPr>
+          <w:ilvl w:val="0"/>
+          <w:numId w:val="11"/>
+        </w:numPr>
       </w:pPr>
       <w:r>
         <w:rPr>
@@ -3191,6 +3239,10 @@
     <w:p>
       <w:pPr>
         <w:pStyle w:val="ListNumber"/>
+        <w:numPr>
+          <w:ilvl w:val="0"/>
+          <w:numId w:val="11"/>
+        </w:numPr>
       </w:pPr>
       <w:r>
         <w:rPr>
@@ -3263,7 +3315,7 @@
           <w:color w:val="000000"/>
           <w:sz w:val="21"/>
         </w:rPr>
-        <w:t>生产化前补充密钥管理、用户级隔离、监控告警、备份恢复、审计保留策略和部署演练。</w:t>
+        <w:t>需要多主机扩容时迁移 PostgreSQL、Redis 分布式限流、集中式密钥管理和独立调度 worker。</w:t>
       </w:r>
     </w:p>
     <w:p>
@@ -3271,7 +3323,116 @@
         <w:pStyle w:val="Heading1"/>
       </w:pPr>
       <w:r>
-        <w:t>十二、免责声明</w:t>
+        <w:t>十二、交付与服务器更新</w:t>
+      </w:r>
+    </w:p>
+    <w:p>
+      <w:r>
+        <w:rPr>
+          <w:rFonts w:ascii="Microsoft YaHei" w:hAnsi="Microsoft YaHei" w:eastAsia="Microsoft YaHei"/>
+          <w:b w:val="0"/>
+          <w:color w:val="000000"/>
+          <w:sz w:val="21"/>
+        </w:rPr>
+        <w:t>当前交付只保留一套 FastAPI 后端和一个 HTML 主前端。Rule、Skill、Workflow、MCP、SubAgents、tests 和实验原始证据属于任务书验收内容；本机 .env、.venv、SQLite、日志、缓存和压缩包不进入 Git 或服务器源代码包。损坏重复部署文档、协作日志、旧冒烟报告和废弃 final 报告别名已清理。</w:t>
+      </w:r>
+    </w:p>
+    <w:p>
+      <w:pPr>
+        <w:pStyle w:val="ListNumber"/>
+        <w:numPr>
+          <w:ilvl w:val="0"/>
+          <w:numId w:val="12"/>
+        </w:numPr>
+      </w:pPr>
+      <w:r>
+        <w:rPr>
+          <w:rFonts w:ascii="Microsoft YaHei" w:hAnsi="Microsoft YaHei" w:eastAsia="Microsoft YaHei"/>
+          <w:b w:val="0"/>
+          <w:color w:val="000000"/>
+          <w:sz w:val="21"/>
+        </w:rPr>
+        <w:t>完成测试后提交 Git，再用 git archive --format=zip --output agent-platform.zip HEAD 生成干净部署包。</w:t>
+      </w:r>
+    </w:p>
+    <w:p>
+      <w:pPr>
+        <w:pStyle w:val="ListNumber"/>
+        <w:numPr>
+          <w:ilvl w:val="0"/>
+          <w:numId w:val="12"/>
+        </w:numPr>
+      </w:pPr>
+      <w:r>
+        <w:rPr>
+          <w:rFonts w:ascii="Microsoft YaHei" w:hAnsi="Microsoft YaHei" w:eastAsia="Microsoft YaHei"/>
+          <w:b w:val="0"/>
+          <w:color w:val="000000"/>
+          <w:sz w:val="21"/>
+        </w:rPr>
+        <w:t>首次部署把压缩包上传到服务器 /tmp，解压后执行 deploy/install_demo.sh。</w:t>
+      </w:r>
+    </w:p>
+    <w:p>
+      <w:pPr>
+        <w:pStyle w:val="ListNumber"/>
+        <w:numPr>
+          <w:ilvl w:val="0"/>
+          <w:numId w:val="12"/>
+        </w:numPr>
+      </w:pPr>
+      <w:r>
+        <w:rPr>
+          <w:rFonts w:ascii="Microsoft YaHei" w:hAnsi="Microsoft YaHei" w:eastAsia="Microsoft YaHei"/>
+          <w:b w:val="0"/>
+          <w:color w:val="000000"/>
+          <w:sz w:val="21"/>
+        </w:rPr>
+        <w:t>更新已有服务器前先运行 sudo agent-platform-backup，再将新版解压到新的 /tmp 目录。</w:t>
+      </w:r>
+    </w:p>
+    <w:p>
+      <w:pPr>
+        <w:pStyle w:val="ListNumber"/>
+        <w:numPr>
+          <w:ilvl w:val="0"/>
+          <w:numId w:val="12"/>
+        </w:numPr>
+      </w:pPr>
+      <w:r>
+        <w:rPr>
+          <w:rFonts w:ascii="Microsoft YaHei" w:hAnsi="Microsoft YaHei" w:eastAsia="Microsoft YaHei"/>
+          <w:b w:val="0"/>
+          <w:color w:val="000000"/>
+          <w:sz w:val="21"/>
+        </w:rPr>
+        <w:t>使用与首次部署相同的 IP 或域名参数再次执行安装脚本；脚本保留 .env.production 和 data/。</w:t>
+      </w:r>
+    </w:p>
+    <w:p>
+      <w:pPr>
+        <w:pStyle w:val="ListNumber"/>
+        <w:numPr>
+          <w:ilvl w:val="0"/>
+          <w:numId w:val="12"/>
+        </w:numPr>
+      </w:pPr>
+      <w:r>
+        <w:rPr>
+          <w:rFonts w:ascii="Microsoft YaHei" w:hAnsi="Microsoft YaHei" w:eastAsia="Microsoft YaHei"/>
+          <w:b w:val="0"/>
+          <w:color w:val="000000"/>
+          <w:sz w:val="21"/>
+        </w:rPr>
+        <w:t>更新后检查 docker compose ps、/health、/ready 和容器日志，再验证登录、样例分析与 MockBroker。</w:t>
+      </w:r>
+    </w:p>
+    <w:p>
+      <w:pPr>
+        <w:pStyle w:val="Heading1"/>
+      </w:pPr>
+      <w:r>
+        <w:t>十三、免责声明</w:t>
       </w:r>
     </w:p>
     <w:p>
@@ -3494,6 +3655,24 @@
   </w:num>
   <w:num w:numId="9">
     <w:abstractNumId w:val="0"/>
+  </w:num>
+  <w:num w:numId="10">
+    <w:abstractNumId w:val="7"/>
+    <w:lvlOverride w:ilvl="0">
+      <w:startOverride w:val="1"/>
+    </w:lvlOverride>
+  </w:num>
+  <w:num w:numId="11">
+    <w:abstractNumId w:val="7"/>
+    <w:lvlOverride w:ilvl="0">
+      <w:startOverride w:val="1"/>
+    </w:lvlOverride>
+  </w:num>
+  <w:num w:numId="12">
+    <w:abstractNumId w:val="7"/>
+    <w:lvlOverride w:ilvl="0">
+      <w:startOverride w:val="1"/>
+    </w:lvlOverride>
   </w:num>
 </w:numbering>
 </file>

--- a/docs/项目总结文档.docx
+++ b/docs/项目总结文档.docx
@@ -28,7 +28,7 @@
           <w:color w:val="667085"/>
           <w:sz w:val="20"/>
         </w:rPr>
-        <w:t>企业级研究型 Agent 平台项目交付材料 | 版本：2026-08-14</w:t>
+        <w:t>企业级研究型 Agent 平台项目交付材料 | 版本：2026-08-15</w:t>
       </w:r>
     </w:p>
     <w:p/>
@@ -591,7 +591,9 @@
             <w:vAlign w:val="center"/>
           </w:tcPr>
           <w:p>
-            <w:r/>
+            <w:r>
+              <w:t>Provider Factory；AkShare/腾讯公开行情/CMA-GRAPES/Open-Meteo/样例</w:t>
+            </w:r>
             <w:r>
               <w:rPr>
                 <w:rFonts w:ascii="Microsoft YaHei" w:hAnsi="Microsoft YaHei" w:eastAsia="Microsoft YaHei"/>
@@ -599,7 +601,6 @@
                 <w:color w:val="000000"/>
                 <w:sz w:val="18"/>
               </w:rPr>
-              <w:t>Provider Factory；AkShare/腾讯公开行情/Open-Meteo/样例</w:t>
             </w:r>
           </w:p>
         </w:tc>
@@ -1481,7 +1482,7 @@
           <w:color w:val="000000"/>
           <w:sz w:val="21"/>
         </w:rPr>
-        <w:t>每个关键结果应包含 source、data_status、updated_at；价格、昨收、交易时间和交易日范围进行一致性校验。真实数据和样例数据在前端徽标、报告和 API 中明确区分。</w:t>
+        <w:t>每个关键结果应包含 source、data_status、updated_at；价格、昨收、交易时间和交易日范围进行一致性校验。真实数据和样例数据在前端徽标、报告和 API 中明确区分。证券接口校验六位 A 股代码与数据源返回标的一致性，不存在的代码明确拒绝。中国境内天气预报优先使用 CMA-GRAPES，超出时效后由 Open-Meteo Best Match 补全，并逐日记录模型来源；省级区域必须继续选择具体城市。</w:t>
       </w:r>
     </w:p>
     <w:p>
@@ -2746,7 +2747,9 @@
             <w:vAlign w:val="center"/>
           </w:tcPr>
           <w:p>
-            <w:r/>
+            <w:r>
+              <w:t>1663 项收集；1662 passed，1 skipped，0 failed</w:t>
+            </w:r>
             <w:r>
               <w:rPr>
                 <w:rFonts w:ascii="Microsoft YaHei" w:hAnsi="Microsoft YaHei" w:eastAsia="Microsoft YaHei"/>
@@ -2754,7 +2757,6 @@
                 <w:color w:val="000000"/>
                 <w:sz w:val="18"/>
               </w:rPr>
-              <w:t>1658 项收集；1657 passed，1 skipped，0 failed</w:t>
             </w:r>
           </w:p>
         </w:tc>
@@ -2773,7 +2775,9 @@
             <w:vAlign w:val="center"/>
           </w:tcPr>
           <w:p>
-            <w:r/>
+            <w:r>
+              <w:t>2026-08-15 pytest</w:t>
+            </w:r>
             <w:r>
               <w:rPr>
                 <w:rFonts w:ascii="Microsoft YaHei" w:hAnsi="Microsoft YaHei" w:eastAsia="Microsoft YaHei"/>
@@ -2781,7 +2785,6 @@
                 <w:color w:val="000000"/>
                 <w:sz w:val="18"/>
               </w:rPr>
-              <w:t>2026-08-14 pytest</w:t>
             </w:r>
           </w:p>
         </w:tc>
@@ -3424,7 +3427,7 @@
           <w:color w:val="000000"/>
           <w:sz w:val="21"/>
         </w:rPr>
-        <w:t>更新后检查 docker compose ps、/health、/ready 和容器日志，再验证登录、样例分析与 MockBroker。</w:t>
+        <w:t>更新后检查 docker compose ps、/health、/ready 和容器日志，再验证登录、样例分析与 MockBroker。2026-08-15 已在 Ubuntu 服务器完成该流程实测：容器 healthy，健康与就绪接口正常，Nginx 页面可访问，更新保留 .env.production、账号和业务数据库。</w:t>
       </w:r>
     </w:p>
     <w:p>

--- a/docs/项目总结文档.docx
+++ b/docs/项目总结文档.docx
@@ -2748,7 +2748,7 @@
           </w:tcPr>
           <w:p>
             <w:r>
-              <w:t>1663 项收集；1662 passed，1 skipped，0 failed</w:t>
+              <w:t>1667 项收集；1666 passed，1 skipped，0 failed</w:t>
             </w:r>
             <w:r>
               <w:rPr>
@@ -3122,7 +3122,11 @@
         </w:tc>
       </w:tr>
     </w:tbl>
-    <w:p/>
+    <w:p>
+      <w:r>
+        <w:t>可观测性页面展示调用明细、延迟、字符量、成功率、Guardrail 和重试指标。图表按 Agent 汇总平均值，使用简短中文标签；空间不足时标签自动倾斜并保留悬停完整名称，避免重复英文名称互相遮挡。</w:t>
+      </w:r>
+    </w:p>
     <w:p>
       <w:pPr>
         <w:pStyle w:val="Heading1"/>

--- a/docs/项目总结文档.docx
+++ b/docs/项目总结文档.docx
@@ -3854,6 +3854,60 @@
         <w:pStyle w:val="3"/>
       </w:pPr>
       <w:r>
+        <w:t>十二、用户级 Skill 市场</w:t>
+      </w:r>
+    </w:p>
+    <w:p>
+      <w:pPr/>
+      <w:r>
+        <w:t>系统已提供面向所有登录用户的可视化 Skill 市场。用户可搜索和查看 Skill 的说明、版本、所需权限与来源，并把选中的 Skill 安装到自己的账号；启用后，Agent 对话只加载该用户当前启用的 Skill。</w:t>
+      </w:r>
+    </w:p>
+    <w:p>
+      <w:pPr>
+        <w:pStyle w:val="16"/>
+      </w:pPr>
+      <w:r>
+        <w:t>默认目录来源为 OpenAI 官方精选目录 openai/skills（skills/.curated）和 Anthropic 官方目录 anthropics/skills（skills）。远程目录不可用时，页面明确显示错误或缓存状态，不把本地样例伪装成联网结果。</w:t>
+      </w:r>
+    </w:p>
+    <w:p>
+      <w:pPr>
+        <w:pStyle w:val="16"/>
+      </w:pPr>
+      <w:r>
+        <w:t>安装流程执行来源白名单检查、固定 Git 提交解析、Git 对象完整性校验和 SHA256 计算。平台只提取并保存 SKILL.md 说明文件，不自动下载或执行官方仓库中的未知脚本。</w:t>
+      </w:r>
+    </w:p>
+    <w:p>
+      <w:pPr>
+        <w:pStyle w:val="16"/>
+      </w:pPr>
+      <w:r>
+        <w:t>Skill 按账号隔离：一个用户安装、启用、停用或删除 Skill，不会改变其他用户的安装状态。管理员也不能把某个普通用户的个人安装状态直接扩散到全部账号。</w:t>
+      </w:r>
+    </w:p>
+    <w:p>
+      <w:pPr>
+        <w:pStyle w:val="16"/>
+      </w:pPr>
+      <w:r>
+        <w:t>远程 Skill 当前属于说明型上下文插件，用于指导 Agent 生成回答或执行平台已有工具；它不自动获得文件系统、网络、交易或管理员权限。需要新增可执行能力时，必须由开发者单独实现并审核受控适配器。</w:t>
+      </w:r>
+    </w:p>
+    <w:p>
+      <w:pPr>
+        <w:pStyle w:val="16"/>
+      </w:pPr>
+      <w:r>
+        <w:t>容器镜像已包含 skill_catalog 与 skills 目录，服务器部署后可使用内置目录；远程官方目录仍依赖服务器访问 GitHub API 的网络条件。专项测试 13 项通过，全量测试在本次功能交付时通过且有 1 项按环境条件跳过。</w:t>
+      </w:r>
+    </w:p>
+    <w:p>
+      <w:pPr>
+        <w:pStyle w:val="3"/>
+      </w:pPr>
+      <w:r>
         <w:t>十三、免责声明</w:t>
       </w:r>
     </w:p>
